--- a/README.docx
+++ b/README.docx
@@ -12,8 +12,6 @@
           <w:szCs w:val="24"/>
         </w:rPr>
       </w:pPr>
-      <w:bookmarkStart w:id="0" w:name="_GoBack"/>
-      <w:bookmarkEnd w:id="0"/>
       <w:r>
         <w:rPr>
           <w:b/>
@@ -56,26 +54,18 @@
         <w:ind w:left="5760" w:firstLine="720"/>
         <w:jc w:val="center"/>
         <w:rPr>
-          <w:b/>
-          <w:sz w:val="24"/>
-          <w:szCs w:val="24"/>
-        </w:rPr>
-      </w:pPr>
-      <w:r>
-        <w:rPr>
           <w:rFonts w:cs="Arial"/>
           <w:sz w:val="24"/>
           <w:szCs w:val="24"/>
         </w:rPr>
-        <w:t>GRB.</w:t>
-      </w:r>
+      </w:pPr>
       <w:r>
         <w:rPr>
           <w:rFonts w:cs="Arial"/>
           <w:sz w:val="24"/>
           <w:szCs w:val="24"/>
         </w:rPr>
-        <w:t xml:space="preserve"> December</w:t>
+        <w:t>GRB.</w:t>
       </w:r>
       <w:r>
         <w:rPr>
@@ -83,7 +73,80 @@
           <w:sz w:val="24"/>
           <w:szCs w:val="24"/>
         </w:rPr>
-        <w:t xml:space="preserve"> 2025</w:t>
+        <w:t xml:space="preserve"> </w:t>
+      </w:r>
+      <w:r>
+        <w:rPr>
+          <w:rFonts w:cs="Arial"/>
+          <w:sz w:val="24"/>
+          <w:szCs w:val="24"/>
+        </w:rPr>
+        <w:t>February</w:t>
+      </w:r>
+      <w:r>
+        <w:rPr>
+          <w:rFonts w:cs="Arial"/>
+          <w:sz w:val="24"/>
+          <w:szCs w:val="24"/>
+        </w:rPr>
+        <w:t xml:space="preserve"> 202</w:t>
+      </w:r>
+      <w:r>
+        <w:rPr>
+          <w:rFonts w:cs="Arial"/>
+          <w:sz w:val="24"/>
+          <w:szCs w:val="24"/>
+        </w:rPr>
+        <w:t>6</w:t>
+      </w:r>
+      <w:bookmarkStart w:id="0" w:name="_GoBack"/>
+      <w:bookmarkEnd w:id="0"/>
+    </w:p>
+    <w:p>
+      <w:pPr>
+        <w:spacing w:line="480" w:lineRule="auto"/>
+        <w:rPr>
+          <w:rFonts w:cs="Arial"/>
+          <w:sz w:val="24"/>
+          <w:szCs w:val="24"/>
+        </w:rPr>
+      </w:pPr>
+      <w:r>
+        <w:rPr>
+          <w:rFonts w:cs="Arial"/>
+          <w:sz w:val="24"/>
+          <w:szCs w:val="24"/>
+        </w:rPr>
+        <w:t xml:space="preserve">Please email </w:t>
+      </w:r>
+    </w:p>
+    <w:p>
+      <w:pPr>
+        <w:spacing w:line="480" w:lineRule="auto"/>
+        <w:rPr>
+          <w:rFonts w:cs="Arial"/>
+          <w:sz w:val="24"/>
+          <w:szCs w:val="24"/>
+        </w:rPr>
+      </w:pPr>
+      <w:hyperlink r:id="rId5" w:history="1">
+        <w:r>
+          <w:rPr>
+            <w:rStyle w:val="Hyperlink"/>
+            <w:rFonts w:cs="Arial"/>
+            <w:sz w:val="24"/>
+            <w:szCs w:val="24"/>
+          </w:rPr>
+          <w:t>G.barnes@ucl.ac.uk</w:t>
+        </w:r>
+      </w:hyperlink>
+      <w:r>
+        <w:rPr>
+          <w:rFonts w:cs="Arial"/>
+          <w:sz w:val="24"/>
+          <w:szCs w:val="24"/>
+        </w:rPr>
+        <w:t xml:space="preserve"> if any of these steps fail.</w:t>
       </w:r>
     </w:p>
     <w:p>
@@ -162,7 +225,7 @@
       <w:r>
         <w:t>(</w:t>
       </w:r>
-      <w:hyperlink r:id="rId5" w:tgtFrame="_blank" w:history="1">
+      <w:hyperlink r:id="rId6" w:tgtFrame="_blank" w:history="1">
         <w:r>
           <w:rPr>
             <w:rStyle w:val="Hyperlink"/>
@@ -495,6 +558,7 @@
         <w:rPr>
           <w:b/>
         </w:rPr>
+        <w:lastRenderedPageBreak/>
         <w:t xml:space="preserve">Go to </w:t>
       </w:r>
     </w:p>
@@ -505,7 +569,7 @@
           <w:b/>
         </w:rPr>
       </w:pPr>
-      <w:hyperlink r:id="rId6" w:history="1">
+      <w:hyperlink r:id="rId7" w:history="1">
         <w:r>
           <w:rPr>
             <w:rStyle w:val="Hyperlink"/>
@@ -647,6 +711,34 @@
     </w:p>
     <w:p>
       <w:pPr>
+        <w:ind w:left="1440"/>
+        <w:rPr>
+          <w:b/>
+        </w:rPr>
+      </w:pPr>
+      <w:r>
+        <w:rPr>
+          <w:b/>
+        </w:rPr>
+        <w:t xml:space="preserve">e.g. </w:t>
+      </w:r>
+      <w:proofErr w:type="spellStart"/>
+      <w:r>
+        <w:rPr>
+          <w:b/>
+        </w:rPr>
+        <w:t>addpath</w:t>
+      </w:r>
+      <w:proofErr w:type="spellEnd"/>
+      <w:r>
+        <w:rPr>
+          <w:b/>
+        </w:rPr>
+        <w:t xml:space="preserve"> D:\spm_distort</w:t>
+      </w:r>
+    </w:p>
+    <w:p>
+      <w:pPr>
         <w:spacing w:after="0" w:line="240" w:lineRule="auto"/>
         <w:rPr>
           <w:rFonts w:eastAsia="Times New Roman" w:cstheme="minorHAnsi"/>
@@ -718,6 +810,9 @@
           <w:numId w:val="5"/>
         </w:numPr>
       </w:pPr>
+      <w:r>
+        <w:t xml:space="preserve">Edit </w:t>
+      </w:r>
       <w:proofErr w:type="spellStart"/>
       <w:r>
         <w:t>spm_sim_example_distort_mesh</w:t>
@@ -732,6 +827,83 @@
           <w:numId w:val="5"/>
         </w:numPr>
       </w:pPr>
+      <w:r>
+        <w:t xml:space="preserve">Set </w:t>
+      </w:r>
+      <w:proofErr w:type="spellStart"/>
+      <w:r>
+        <w:t>distort_path</w:t>
+      </w:r>
+      <w:proofErr w:type="spellEnd"/>
+      <w:r>
+        <w:t xml:space="preserve"> as above. </w:t>
+      </w:r>
+      <w:proofErr w:type="spellStart"/>
+      <w:r>
+        <w:t>Eg</w:t>
+      </w:r>
+      <w:proofErr w:type="spellEnd"/>
+      <w:r>
+        <w:t xml:space="preserve"> </w:t>
+      </w:r>
+      <w:proofErr w:type="spellStart"/>
+      <w:r>
+        <w:t>distort_path</w:t>
+      </w:r>
+      <w:proofErr w:type="spellEnd"/>
+      <w:r>
+        <w:t>=’D:\</w:t>
+      </w:r>
+      <w:proofErr w:type="spellStart"/>
+      <w:r>
+        <w:t>spm_distort</w:t>
+      </w:r>
+      <w:proofErr w:type="spellEnd"/>
+      <w:r>
+        <w:t>\’</w:t>
+      </w:r>
+    </w:p>
+    <w:p>
+      <w:pPr>
+        <w:spacing w:after="0" w:line="240" w:lineRule="auto"/>
+        <w:rPr>
+          <w:rFonts w:ascii="Consolas" w:eastAsia="Times New Roman" w:hAnsi="Consolas" w:cs="Times New Roman"/>
+          <w:sz w:val="20"/>
+          <w:szCs w:val="20"/>
+          <w:lang w:eastAsia="en-GB"/>
+        </w:rPr>
+      </w:pPr>
+    </w:p>
+    <w:p>
+      <w:pPr>
+        <w:spacing w:after="0" w:line="240" w:lineRule="auto"/>
+        <w:rPr>
+          <w:i/>
+        </w:rPr>
+      </w:pPr>
+      <w:r>
+        <w:rPr>
+          <w:rFonts w:ascii="Consolas" w:eastAsia="Times New Roman" w:hAnsi="Consolas" w:cs="Times New Roman"/>
+          <w:sz w:val="20"/>
+          <w:szCs w:val="20"/>
+          <w:lang w:eastAsia="en-GB"/>
+        </w:rPr>
+        <w:t xml:space="preserve">(Note that </w:t>
+      </w:r>
+      <w:proofErr w:type="spellStart"/>
+      <w:r>
+        <w:rPr>
+          <w:i/>
+        </w:rPr>
+        <w:t>spm_sim_example_distort_mesh.m</w:t>
+      </w:r>
+      <w:proofErr w:type="spellEnd"/>
+      <w:r>
+        <w:rPr>
+          <w:i/>
+        </w:rPr>
+        <w:t xml:space="preserve"> is part of the current SPM release).</w:t>
+      </w:r>
     </w:p>
     <w:p>
       <w:pPr>
@@ -790,6 +962,7 @@
       <w:r>
         <w:rPr>
           <w:rFonts w:ascii="Consolas" w:eastAsia="Times New Roman" w:hAnsi="Consolas" w:cs="Times New Roman"/>
+          <w:noProof/>
           <w:sz w:val="20"/>
           <w:szCs w:val="20"/>
           <w:lang w:eastAsia="en-GB"/>
@@ -810,7 +983,7 @@
                     <pic:cNvPicPr/>
                   </pic:nvPicPr>
                   <pic:blipFill>
-                    <a:blip r:embed="rId7"/>
+                    <a:blip r:embed="rId8"/>
                     <a:stretch>
                       <a:fillRect/>
                     </a:stretch>
@@ -952,7 +1125,7 @@
       </w:r>
     </w:p>
     <w:p>
-      <w:hyperlink r:id="rId8" w:history="1">
+      <w:hyperlink r:id="rId9" w:history="1">
         <w:r>
           <w:rPr>
             <w:rStyle w:val="Hyperlink"/>
@@ -1670,7 +1843,6 @@
           <w:szCs w:val="20"/>
           <w:lang w:eastAsia="en-GB"/>
         </w:rPr>
-        <w:lastRenderedPageBreak/>
         <w:t>rootdir</w:t>
       </w:r>
       <w:proofErr w:type="spellEnd"/>
@@ -1871,57 +2043,6 @@
             <wp:extent cx="5731510" cy="4298950"/>
             <wp:effectExtent l="0" t="0" r="2540" b="6350"/>
             <wp:docPr id="5" name="Picture 5"/>
-            <wp:cNvGraphicFramePr>
-              <a:graphicFrameLocks xmlns:a="http://schemas.openxmlformats.org/drawingml/2006/main" noChangeAspect="1"/>
-            </wp:cNvGraphicFramePr>
-            <a:graphic xmlns:a="http://schemas.openxmlformats.org/drawingml/2006/main">
-              <a:graphicData uri="http://schemas.openxmlformats.org/drawingml/2006/picture">
-                <pic:pic xmlns:pic="http://schemas.openxmlformats.org/drawingml/2006/picture">
-                  <pic:nvPicPr>
-                    <pic:cNvPr id="1" name=""/>
-                    <pic:cNvPicPr/>
-                  </pic:nvPicPr>
-                  <pic:blipFill>
-                    <a:blip r:embed="rId9"/>
-                    <a:stretch>
-                      <a:fillRect/>
-                    </a:stretch>
-                  </pic:blipFill>
-                  <pic:spPr>
-                    <a:xfrm>
-                      <a:off x="0" y="0"/>
-                      <a:ext cx="5731510" cy="4298950"/>
-                    </a:xfrm>
-                    <a:prstGeom prst="rect">
-                      <a:avLst/>
-                    </a:prstGeom>
-                  </pic:spPr>
-                </pic:pic>
-              </a:graphicData>
-            </a:graphic>
-          </wp:inline>
-        </w:drawing>
-      </w:r>
-    </w:p>
-    <w:p>
-      <w:pPr>
-        <w:pStyle w:val="ListParagraph"/>
-      </w:pPr>
-    </w:p>
-    <w:p>
-      <w:pPr>
-        <w:pStyle w:val="ListParagraph"/>
-      </w:pPr>
-      <w:r>
-        <w:rPr>
-          <w:noProof/>
-        </w:rPr>
-        <w:lastRenderedPageBreak/>
-        <w:drawing>
-          <wp:inline distT="0" distB="0" distL="0" distR="0" wp14:anchorId="1E5A6B5B" wp14:editId="32C67574">
-            <wp:extent cx="5731510" cy="4298950"/>
-            <wp:effectExtent l="0" t="0" r="2540" b="6350"/>
-            <wp:docPr id="6" name="Picture 6"/>
             <wp:cNvGraphicFramePr>
               <a:graphicFrameLocks xmlns:a="http://schemas.openxmlformats.org/drawingml/2006/main" noChangeAspect="1"/>
             </wp:cNvGraphicFramePr>
@@ -1963,36 +2084,16 @@
       <w:pPr>
         <w:pStyle w:val="ListParagraph"/>
       </w:pPr>
-    </w:p>
-    <w:p>
-      <w:pPr>
-        <w:pStyle w:val="ListParagraph"/>
-      </w:pPr>
-    </w:p>
-    <w:p>
-      <w:pPr>
-        <w:pStyle w:val="ListParagraph"/>
-      </w:pPr>
-    </w:p>
-    <w:p>
-      <w:pPr>
-        <w:pStyle w:val="ListParagraph"/>
-      </w:pPr>
-    </w:p>
-    <w:p>
-      <w:pPr>
-        <w:pStyle w:val="ListParagraph"/>
-      </w:pPr>
       <w:r>
         <w:rPr>
           <w:noProof/>
         </w:rPr>
         <w:lastRenderedPageBreak/>
         <w:drawing>
-          <wp:inline distT="0" distB="0" distL="0" distR="0" wp14:anchorId="5BCAAF50" wp14:editId="7EF32331">
+          <wp:inline distT="0" distB="0" distL="0" distR="0" wp14:anchorId="1E5A6B5B" wp14:editId="32C67574">
             <wp:extent cx="5731510" cy="4298950"/>
             <wp:effectExtent l="0" t="0" r="2540" b="6350"/>
-            <wp:docPr id="1" name="Picture 1"/>
+            <wp:docPr id="6" name="Picture 6"/>
             <wp:cNvGraphicFramePr>
               <a:graphicFrameLocks xmlns:a="http://schemas.openxmlformats.org/drawingml/2006/main" noChangeAspect="1"/>
             </wp:cNvGraphicFramePr>
@@ -2034,15 +2135,36 @@
       <w:pPr>
         <w:pStyle w:val="ListParagraph"/>
       </w:pPr>
+    </w:p>
+    <w:p>
+      <w:pPr>
+        <w:pStyle w:val="ListParagraph"/>
+      </w:pPr>
+    </w:p>
+    <w:p>
+      <w:pPr>
+        <w:pStyle w:val="ListParagraph"/>
+      </w:pPr>
+    </w:p>
+    <w:p>
+      <w:pPr>
+        <w:pStyle w:val="ListParagraph"/>
+      </w:pPr>
+    </w:p>
+    <w:p>
+      <w:pPr>
+        <w:pStyle w:val="ListParagraph"/>
+      </w:pPr>
       <w:r>
         <w:rPr>
           <w:noProof/>
         </w:rPr>
+        <w:lastRenderedPageBreak/>
         <w:drawing>
-          <wp:inline distT="0" distB="0" distL="0" distR="0" wp14:anchorId="4B89C711" wp14:editId="6F005D9E">
+          <wp:inline distT="0" distB="0" distL="0" distR="0" wp14:anchorId="5BCAAF50" wp14:editId="7EF32331">
             <wp:extent cx="5731510" cy="4298950"/>
             <wp:effectExtent l="0" t="0" r="2540" b="6350"/>
-            <wp:docPr id="2" name="Picture 2"/>
+            <wp:docPr id="1" name="Picture 1"/>
             <wp:cNvGraphicFramePr>
               <a:graphicFrameLocks xmlns:a="http://schemas.openxmlformats.org/drawingml/2006/main" noChangeAspect="1"/>
             </wp:cNvGraphicFramePr>
@@ -2079,16 +2201,20 @@
       <w:pPr>
         <w:pStyle w:val="ListParagraph"/>
       </w:pPr>
+    </w:p>
+    <w:p>
+      <w:pPr>
+        <w:pStyle w:val="ListParagraph"/>
+      </w:pPr>
       <w:r>
         <w:rPr>
           <w:noProof/>
         </w:rPr>
-        <w:lastRenderedPageBreak/>
         <w:drawing>
-          <wp:inline distT="0" distB="0" distL="0" distR="0" wp14:anchorId="16A77480" wp14:editId="71A72707">
+          <wp:inline distT="0" distB="0" distL="0" distR="0" wp14:anchorId="4B89C711" wp14:editId="6F005D9E">
             <wp:extent cx="5731510" cy="4298950"/>
             <wp:effectExtent l="0" t="0" r="2540" b="6350"/>
-            <wp:docPr id="3" name="Picture 3"/>
+            <wp:docPr id="2" name="Picture 2"/>
             <wp:cNvGraphicFramePr>
               <a:graphicFrameLocks xmlns:a="http://schemas.openxmlformats.org/drawingml/2006/main" noChangeAspect="1"/>
             </wp:cNvGraphicFramePr>
@@ -2125,6 +2251,52 @@
       <w:pPr>
         <w:pStyle w:val="ListParagraph"/>
       </w:pPr>
+      <w:r>
+        <w:rPr>
+          <w:noProof/>
+        </w:rPr>
+        <w:lastRenderedPageBreak/>
+        <w:drawing>
+          <wp:inline distT="0" distB="0" distL="0" distR="0" wp14:anchorId="16A77480" wp14:editId="71A72707">
+            <wp:extent cx="5731510" cy="4298950"/>
+            <wp:effectExtent l="0" t="0" r="2540" b="6350"/>
+            <wp:docPr id="3" name="Picture 3"/>
+            <wp:cNvGraphicFramePr>
+              <a:graphicFrameLocks xmlns:a="http://schemas.openxmlformats.org/drawingml/2006/main" noChangeAspect="1"/>
+            </wp:cNvGraphicFramePr>
+            <a:graphic xmlns:a="http://schemas.openxmlformats.org/drawingml/2006/main">
+              <a:graphicData uri="http://schemas.openxmlformats.org/drawingml/2006/picture">
+                <pic:pic xmlns:pic="http://schemas.openxmlformats.org/drawingml/2006/picture">
+                  <pic:nvPicPr>
+                    <pic:cNvPr id="1" name=""/>
+                    <pic:cNvPicPr/>
+                  </pic:nvPicPr>
+                  <pic:blipFill>
+                    <a:blip r:embed="rId14"/>
+                    <a:stretch>
+                      <a:fillRect/>
+                    </a:stretch>
+                  </pic:blipFill>
+                  <pic:spPr>
+                    <a:xfrm>
+                      <a:off x="0" y="0"/>
+                      <a:ext cx="5731510" cy="4298950"/>
+                    </a:xfrm>
+                    <a:prstGeom prst="rect">
+                      <a:avLst/>
+                    </a:prstGeom>
+                  </pic:spPr>
+                </pic:pic>
+              </a:graphicData>
+            </a:graphic>
+          </wp:inline>
+        </w:drawing>
+      </w:r>
+    </w:p>
+    <w:p>
+      <w:pPr>
+        <w:pStyle w:val="ListParagraph"/>
+      </w:pPr>
     </w:p>
     <w:p>
       <w:pPr>
@@ -2150,7 +2322,7 @@
                     <pic:cNvPicPr/>
                   </pic:nvPicPr>
                   <pic:blipFill>
-                    <a:blip r:embed="rId14"/>
+                    <a:blip r:embed="rId15"/>
                     <a:stretch>
                       <a:fillRect/>
                     </a:stretch>

--- a/README.docx
+++ b/README.docx
@@ -99,8 +99,6 @@
         </w:rPr>
         <w:t>6</w:t>
       </w:r>
-      <w:bookmarkStart w:id="0" w:name="_GoBack"/>
-      <w:bookmarkEnd w:id="0"/>
     </w:p>
     <w:p>
       <w:pPr>
@@ -301,7 +299,7 @@
         <w:pStyle w:val="ListParagraph"/>
       </w:pPr>
     </w:p>
-    <w:bookmarkStart w:id="1" w:name="_Hlk194405895"/>
+    <w:bookmarkStart w:id="0" w:name="_Hlk194405895"/>
     <w:p>
       <w:pPr>
         <w:pStyle w:val="ListParagraph"/>
@@ -334,7 +332,7 @@
         <w:fldChar w:fldCharType="end"/>
       </w:r>
     </w:p>
-    <w:bookmarkEnd w:id="1"/>
+    <w:bookmarkEnd w:id="0"/>
     <w:p>
       <w:pPr>
         <w:pStyle w:val="ListParagraph"/>
@@ -592,6 +590,26 @@
         </w:rPr>
         <w:t>and click ‘here’.</w:t>
       </w:r>
+      <w:r>
+        <w:rPr>
+          <w:b/>
+        </w:rPr>
+        <w:t xml:space="preserve"> (In sentence </w:t>
+      </w:r>
+      <w:proofErr w:type="gramStart"/>
+      <w:r>
+        <w:rPr>
+          <w:b/>
+        </w:rPr>
+        <w:t>‘..</w:t>
+      </w:r>
+      <w:proofErr w:type="gramEnd"/>
+      <w:r>
+        <w:rPr>
+          <w:b/>
+        </w:rPr>
+        <w:t>input data that can be downloaded from here’)</w:t>
+      </w:r>
     </w:p>
     <w:p>
       <w:pPr>
@@ -624,7 +642,27 @@
         <w:rPr>
           <w:b/>
         </w:rPr>
-        <w:t>SPM directory at same level as ‘canonical’, ‘config’ etc.</w:t>
+        <w:t xml:space="preserve">SPM directory </w:t>
+      </w:r>
+      <w:r>
+        <w:rPr>
+          <w:b/>
+        </w:rPr>
+        <w:t>so that the new directory ‘tests</w:t>
+      </w:r>
+      <w:bookmarkStart w:id="1" w:name="_GoBack"/>
+      <w:bookmarkEnd w:id="1"/>
+      <w:r>
+        <w:rPr>
+          <w:b/>
+        </w:rPr>
+        <w:t xml:space="preserve">’ is </w:t>
+      </w:r>
+      <w:r>
+        <w:rPr>
+          <w:b/>
+        </w:rPr>
+        <w:t>at same level as ‘canonical’, ‘config’ etc.</w:t>
       </w:r>
     </w:p>
     <w:p>
@@ -1540,6 +1578,7 @@
         <w:rPr>
           <w:b/>
         </w:rPr>
+        <w:lastRenderedPageBreak/>
         <w:t xml:space="preserve">Start </w:t>
       </w:r>
       <w:proofErr w:type="spellStart"/>
